--- a/resources/pmo-framework-v1.1.docx
+++ b/resources/pmo-framework-v1.1.docx
@@ -716,7 +716,7 @@
         <w:t xml:space="preserve">Owner: </w:t>
       </w:r>
       <w:r>
-        <w:t>TPM drafts; sponsor approves.</w:t>
+        <w:t>PM drafts; sponsor approves.</w:t>
       </w:r>
     </w:p>
     <w:p>
@@ -896,7 +896,7 @@
           </w:tcPr>
           <w:p>
             <w:r>
-              <w:t>Name, ID, sponsor, TPM, date, version</w:t>
+              <w:t>Name, ID, sponsor, PM, date, version</w:t>
             </w:r>
           </w:p>
         </w:tc>
@@ -1550,7 +1550,7 @@
         <w:t xml:space="preserve">Owner: </w:t>
       </w:r>
       <w:r>
-        <w:t>TPM creates; sponsor reviews pre-read before distribution.</w:t>
+        <w:t>PM creates; sponsor reviews pre-read before distribution.</w:t>
       </w:r>
     </w:p>
     <w:p>
@@ -2072,7 +2072,7 @@
         <w:t xml:space="preserve">Owner: </w:t>
       </w:r>
       <w:r>
-        <w:t>TPM owns; updated in collaboration with sponsor and OCM lead (if engaged).</w:t>
+        <w:t>PM owns; updated in collaboration with sponsor and OCM lead (if engaged).</w:t>
       </w:r>
     </w:p>
     <w:p>
@@ -2750,7 +2750,7 @@
         <w:t xml:space="preserve">Owner: </w:t>
       </w:r>
       <w:r>
-        <w:t>TPM drafts; sponsor approves.</w:t>
+        <w:t>PM drafts; sponsor approves.</w:t>
       </w:r>
     </w:p>
     <w:p>
@@ -2982,7 +2982,7 @@
           </w:tcPr>
           <w:p>
             <w:r>
-              <w:t>Columns: the project roles (Sponsor, TPM, Eng Lead, QA, Business, Security, Compliance, Vendor, etc.)</w:t>
+              <w:t>Columns: the project roles (Sponsor, PM, Eng Lead, QA, Business, Security, Compliance, Vendor, etc.)</w:t>
             </w:r>
           </w:p>
         </w:tc>
@@ -3353,7 +3353,7 @@
         <w:t xml:space="preserve">Purpose: </w:t>
       </w:r>
       <w:r>
-        <w:t>The consolidated working document for the project. Brings together schedule, resources, budget, requirements, and tracking logs in one place so the TPM and team aren't switching between disconnected files.</w:t>
+        <w:t>The consolidated working document for the project. Brings together schedule, resources, budget, requirements, and tracking logs in one place so the PM and team aren't switching between disconnected files.</w:t>
       </w:r>
     </w:p>
     <w:p>
@@ -3383,7 +3383,7 @@
         <w:t xml:space="preserve">Owner: </w:t>
       </w:r>
       <w:r>
-        <w:t>TPM owns the workbook; team members update their respective tabs.</w:t>
+        <w:t>PM owns the workbook; team members update their respective tabs.</w:t>
       </w:r>
     </w:p>
     <w:p>
@@ -3999,7 +3999,7 @@
           <w:i/>
           <w:iCs/>
         </w:rPr>
-        <w:t>The workbook is the central artifact. Every other live working artifact points back to it. A TPM should be able to brief on the project from the workbook alone.</w:t>
+        <w:t>The workbook is the central artifact. Every other live working artifact points back to it. A PM should be able to brief on the project from the workbook alone.</w:t>
       </w:r>
     </w:p>
     <w:p>
@@ -4061,7 +4061,7 @@
         <w:t xml:space="preserve">Owner: </w:t>
       </w:r>
       <w:r>
-        <w:t>TPM or Business Analyst drafts; business owner approves.</w:t>
+        <w:t>PM or Business Analyst drafts; business owner approves.</w:t>
       </w:r>
     </w:p>
     <w:p>
@@ -4761,7 +4761,7 @@
           </w:tcPr>
           <w:p>
             <w:r>
-              <w:t>Business owner, sponsor, TPM, compliance/legal as needed</w:t>
+              <w:t>Business owner, sponsor, PM, compliance/legal as needed</w:t>
             </w:r>
           </w:p>
         </w:tc>
@@ -5936,7 +5936,7 @@
         <w:t xml:space="preserve">Owner: </w:t>
       </w:r>
       <w:r>
-        <w:t>TPM or comms lead; coordinated with OCM lead.</w:t>
+        <w:t>PM or comms lead; coordinated with OCM lead.</w:t>
       </w:r>
     </w:p>
     <w:p>
@@ -6666,7 +6666,7 @@
         <w:t xml:space="preserve">Owner: </w:t>
       </w:r>
       <w:r>
-        <w:t>OCM lead (dedicated for major change) or TPM (for lighter change).</w:t>
+        <w:t>OCM lead (dedicated for major change) or PM (for lighter change).</w:t>
       </w:r>
     </w:p>
     <w:p>
@@ -7314,7 +7314,7 @@
           </w:tcPr>
           <w:p>
             <w:r>
-              <w:t>Sponsor, OCM lead, TPM, HR partner if applicable</w:t>
+              <w:t>Sponsor, OCM lead, PM, HR partner if applicable</w:t>
             </w:r>
           </w:p>
         </w:tc>
@@ -8334,7 +8334,7 @@
         <w:t xml:space="preserve">Owner: </w:t>
       </w:r>
       <w:r>
-        <w:t>TPM owns; each entry has a named owner.</w:t>
+        <w:t>PM owns; each entry has a named owner.</w:t>
       </w:r>
     </w:p>
     <w:p>
@@ -9115,7 +9115,7 @@
         <w:t xml:space="preserve">Owner: </w:t>
       </w:r>
       <w:r>
-        <w:t>TPM owns; deliverable owners update status.</w:t>
+        <w:t>PM owns; deliverable owners update status.</w:t>
       </w:r>
     </w:p>
     <w:p>
@@ -9845,7 +9845,7 @@
         <w:t xml:space="preserve">Owner: </w:t>
       </w:r>
       <w:r>
-        <w:t>TPM owns; resource managers approve allocations from their teams.</w:t>
+        <w:t>PM owns; resource managers approve allocations from their teams.</w:t>
       </w:r>
     </w:p>
     <w:p>
@@ -10575,7 +10575,7 @@
         <w:t xml:space="preserve">Owner: </w:t>
       </w:r>
       <w:r>
-        <w:t>TPM owns; Finance partner reviews.</w:t>
+        <w:t>PM owns; Finance partner reviews.</w:t>
       </w:r>
     </w:p>
     <w:p>
@@ -11208,7 +11208,7 @@
         <w:t xml:space="preserve">Owner: </w:t>
       </w:r>
       <w:r>
-        <w:t>TPM partners with Procurement; business owner approves scope.</w:t>
+        <w:t>PM partners with Procurement; business owner approves scope.</w:t>
       </w:r>
     </w:p>
     <w:p>
@@ -12250,7 +12250,7 @@
         <w:t xml:space="preserve">Owner: </w:t>
       </w:r>
       <w:r>
-        <w:t>Evaluation team chair (typically TPM or business owner).</w:t>
+        <w:t>Evaluation team chair (typically PM or business owner).</w:t>
       </w:r>
     </w:p>
     <w:p>
@@ -12876,7 +12876,7 @@
         <w:t xml:space="preserve">Owner: </w:t>
       </w:r>
       <w:r>
-        <w:t>TPM partners with Procurement and Legal.</w:t>
+        <w:t>PM partners with Procurement and Legal.</w:t>
       </w:r>
     </w:p>
     <w:p>
@@ -13978,7 +13978,7 @@
         <w:t xml:space="preserve">Owner: </w:t>
       </w:r>
       <w:r>
-        <w:t>TPM authors; sponsor and steering committee are the primary audience.</w:t>
+        <w:t>PM authors; sponsor and steering committee are the primary audience.</w:t>
       </w:r>
     </w:p>
     <w:p>
@@ -14708,7 +14708,7 @@
         <w:t xml:space="preserve">Owner: </w:t>
       </w:r>
       <w:r>
-        <w:t>TPM maintains; decision-makers and change approvers contribute.</w:t>
+        <w:t>PM maintains; decision-makers and change approvers contribute.</w:t>
       </w:r>
     </w:p>
     <w:p>
@@ -15542,7 +15542,7 @@
         <w:t xml:space="preserve">Owner: </w:t>
       </w:r>
       <w:r>
-        <w:t>TPM compiles; sponsor presents.</w:t>
+        <w:t>PM compiles; sponsor presents.</w:t>
       </w:r>
     </w:p>
     <w:p>
@@ -16174,7 +16174,7 @@
                 <w:sz w:val="20"/>
                 <w:szCs w:val="20"/>
               </w:rPr>
-              <w:t>Assemble the pack automatically from workbook tabs each cycle — TPM reviews and refines, doesn't build from scratch.</w:t>
+              <w:t>Assemble the pack automatically from workbook tabs each cycle — PM reviews and refines, doesn't build from scratch.</w:t>
             </w:r>
           </w:p>
           <w:p>
@@ -16773,7 +16773,7 @@
           </w:tcPr>
           <w:p>
             <w:r>
-              <w:t>UAT lead, testers, eng, TPM, business owner</w:t>
+              <w:t>UAT lead, testers, eng, PM, business owner</w:t>
             </w:r>
           </w:p>
         </w:tc>
@@ -17226,7 +17226,7 @@
         <w:t xml:space="preserve">Owner: </w:t>
       </w:r>
       <w:r>
-        <w:t>TPM maintains during project; PMO maintains the cross-project repository.</w:t>
+        <w:t>PM maintains during project; PMO maintains the cross-project repository.</w:t>
       </w:r>
     </w:p>
     <w:p>
@@ -17904,7 +17904,7 @@
         <w:t xml:space="preserve">Owner: </w:t>
       </w:r>
       <w:r>
-        <w:t>TPM authors; sponsor signs off.</w:t>
+        <w:t>PM authors; sponsor signs off.</w:t>
       </w:r>
     </w:p>
     <w:p>
@@ -18576,7 +18576,7 @@
                 <w:sz w:val="20"/>
                 <w:szCs w:val="20"/>
               </w:rPr>
-              <w:t>Generate the closeout report draft from workbook tabs — TPM reviews and refines.</w:t>
+              <w:t>Generate the closeout report draft from workbook tabs — PM reviews and refines.</w:t>
             </w:r>
           </w:p>
           <w:p>
@@ -23670,7 +23670,7 @@
         <w:t xml:space="preserve">Owner: </w:t>
       </w:r>
       <w:r>
-        <w:t>TPM or Scrum Master facilitates; team participates.</w:t>
+        <w:t>PM or Scrum Master facilitates; team participates.</w:t>
       </w:r>
     </w:p>
     <w:p>
@@ -26399,7 +26399,7 @@
         <w:spacing w:after="200"/>
       </w:pPr>
       <w:r>
-        <w:t>The original feature catalog described AI capabilities for an enabled PMO. This appendix maps each capability to the artifact it actually supports. AI-only configuration templates are noted as 'AI Config Reference' — they belong in the AI engineering team's documentation, not the TPM template library.</w:t>
+        <w:t>The original feature catalog described AI capabilities for an enabled PMO. This appendix maps each capability to the artifact it actually supports. AI-only configuration templates are noted as 'AI Config Reference' — they belong in the AI engineering team's documentation, not the PM template library.</w:t>
       </w:r>
     </w:p>
     <w:p>
@@ -27618,7 +27618,7 @@
                 <w:sz w:val="20"/>
                 <w:szCs w:val="20"/>
               </w:rPr>
-              <w:t>Audit project inputs &amp; reach out to TPMs / DRIs</w:t>
+              <w:t>Audit project inputs &amp; reach out to PMs / DRIs</w:t>
             </w:r>
           </w:p>
         </w:tc>
